--- a/reports/08_viva_qa_prep.docx
+++ b/reports/08_viva_qa_prep.docx
@@ -2,7 +2,7 @@
 <file path=word/document.xml><?xml version="1.0" encoding="utf-8"?>
 <w:document xmlns:w="http://schemas.openxmlformats.org/wordprocessingml/2006/main" xmlns:m="http://schemas.openxmlformats.org/officeDocument/2006/math" xmlns:r="http://schemas.openxmlformats.org/officeDocument/2006/relationships" xmlns:o="urn:schemas-microsoft-com:office:office" xmlns:v="urn:schemas-microsoft-com:vml" xmlns:w10="urn:schemas-microsoft-com:office:word" xmlns:a="http://schemas.openxmlformats.org/drawingml/2006/main" xmlns:pic="http://schemas.openxmlformats.org/drawingml/2006/picture" xmlns:wp="http://schemas.openxmlformats.org/drawingml/2006/wordprocessingDrawing">
   <w:body>
-    <w:bookmarkStart w:id="19" w:name="X902e7276a5c34d4b77e76cf2d2bf3855745d7a9"/>
+    <w:bookmarkStart w:id="20" w:name="X902e7276a5c34d4b77e76cf2d2bf3855745d7a9"/>
     <w:p>
       <w:pPr>
         <w:pStyle w:val="Heading1"/>
@@ -1970,7 +1970,568 @@
       </w:r>
     </w:p>
     <w:bookmarkEnd w:id="15"/>
-    <w:bookmarkStart w:id="16" w:name="h.-tough-questions-how-to-handle-them"/>
+    <w:bookmarkStart w:id="16" w:name="X2d8d8ac70c4159bee3c541a62cfe35b2848336f"/>
+    <w:p>
+      <w:pPr>
+        <w:pStyle w:val="Heading2"/>
+      </w:pPr>
+      <w:r>
+        <w:t xml:space="preserve">G2. Our own results (be ready to defend these)</w:t>
+      </w:r>
+    </w:p>
+    <w:p>
+      <w:pPr>
+        <w:pStyle w:val="FirstParagraph"/>
+      </w:pPr>
+      <w:r>
+        <w:rPr>
+          <w:b/>
+          <w:bCs/>
+        </w:rPr>
+        <w:t xml:space="preserve">Q. What did your baseline show?</w:t>
+      </w:r>
+      <w:r>
+        <w:t xml:space="preserve"> </w:t>
+      </w:r>
+      <w:r>
+        <w:t xml:space="preserve">&gt; We trained five ensemble models (Random Forest, Extra Trees, Histogram Gradient Boosting,</w:t>
+      </w:r>
+      <w:r>
+        <w:t xml:space="preserve"> </w:t>
+      </w:r>
+      <w:r>
+        <w:t xml:space="preserve">&gt; XGBoost, soft-voting) on the</w:t>
+      </w:r>
+      <w:r>
+        <w:t xml:space="preserve"> </w:t>
+      </w:r>
+      <w:r>
+        <w:rPr>
+          <w:b/>
+          <w:bCs/>
+        </w:rPr>
+        <w:t xml:space="preserve">full</w:t>
+      </w:r>
+      <w:r>
+        <w:t xml:space="preserve"> </w:t>
+      </w:r>
+      <w:r>
+        <w:t xml:space="preserve">datasets. Same-dataset accuracy was</w:t>
+      </w:r>
+      <w:r>
+        <w:t xml:space="preserve"> </w:t>
+      </w:r>
+      <w:r>
+        <w:rPr>
+          <w:b/>
+          <w:bCs/>
+        </w:rPr>
+        <w:t xml:space="preserve">0.96–0.97</w:t>
+      </w:r>
+      <w:r>
+        <w:t xml:space="preserve">, but</w:t>
+      </w:r>
+      <w:r>
+        <w:t xml:space="preserve"> </w:t>
+      </w:r>
+      <w:r>
+        <w:t xml:space="preserve">&gt; cross-dataset was only</w:t>
+      </w:r>
+      <w:r>
+        <w:t xml:space="preserve"> </w:t>
+      </w:r>
+      <w:r>
+        <w:rPr>
+          <w:b/>
+          <w:bCs/>
+        </w:rPr>
+        <w:t xml:space="preserve">0.37–0.42</w:t>
+      </w:r>
+      <w:r>
+        <w:t xml:space="preserve">, with balanced accuracy</w:t>
+      </w:r>
+      <w:r>
+        <w:t xml:space="preserve"> </w:t>
+      </w:r>
+      <w:r>
+        <w:rPr>
+          <w:b/>
+          <w:bCs/>
+        </w:rPr>
+        <w:t xml:space="preserve">0.46–0.49 — essentially random</w:t>
+      </w:r>
+      <w:r>
+        <w:t xml:space="preserve">.</w:t>
+      </w:r>
+      <w:r>
+        <w:t xml:space="preserve"> </w:t>
+      </w:r>
+      <w:r>
+        <w:t xml:space="preserve">&gt; XGBoost trained on CIC-IDS-2017 and tested on UNSW-NB15 had balanced accuracy exactly</w:t>
+      </w:r>
+      <w:r>
+        <w:t xml:space="preserve"> </w:t>
+      </w:r>
+      <w:r>
+        <w:t xml:space="preserve">&gt;</w:t>
+      </w:r>
+      <w:r>
+        <w:t xml:space="preserve"> </w:t>
+      </w:r>
+      <w:r>
+        <w:rPr>
+          <w:b/>
+          <w:bCs/>
+        </w:rPr>
+        <w:t xml:space="preserve">0.5000</w:t>
+      </w:r>
+      <w:r>
+        <w:t xml:space="preserve">. This reproduces Cantone et al. [1] and Hossain et al. [2].</w:t>
+      </w:r>
+    </w:p>
+    <w:p>
+      <w:pPr>
+        <w:pStyle w:val="BodyText"/>
+      </w:pPr>
+      <w:r>
+        <w:rPr>
+          <w:b/>
+          <w:bCs/>
+        </w:rPr>
+        <w:t xml:space="preserve">Q. What is your metaheuristic approach, and what did it achieve?</w:t>
+      </w:r>
+      <w:r>
+        <w:t xml:space="preserve"> </w:t>
+      </w:r>
+      <w:r>
+        <w:t xml:space="preserve">&gt; Our method is</w:t>
+      </w:r>
+      <w:r>
+        <w:t xml:space="preserve"> </w:t>
+      </w:r>
+      <w:r>
+        <w:rPr>
+          <w:b/>
+          <w:bCs/>
+        </w:rPr>
+        <w:t xml:space="preserve">DA-MFS (Domain-Aligned Metaheuristic Feature Selection)</w:t>
+      </w:r>
+      <w:r>
+        <w:t xml:space="preserve">. First we align each</w:t>
+      </w:r>
+      <w:r>
+        <w:t xml:space="preserve"> </w:t>
+      </w:r>
+      <w:r>
+        <w:t xml:space="preserve">&gt; dataset’s feature distributions (a per-dataset quantile/rank transform to a standard normal) to</w:t>
+      </w:r>
+      <w:r>
+        <w:t xml:space="preserve"> </w:t>
+      </w:r>
+      <w:r>
+        <w:t xml:space="preserve">&gt; remove distribution shift. Then a Genetic Algorithm (and a binary PSO) search for a feature</w:t>
+      </w:r>
+      <w:r>
+        <w:t xml:space="preserve"> </w:t>
+      </w:r>
+      <w:r>
+        <w:t xml:space="preserve">&gt; subset that maximises a</w:t>
+      </w:r>
+      <w:r>
+        <w:t xml:space="preserve"> </w:t>
+      </w:r>
+      <w:r>
+        <w:rPr>
+          <w:b/>
+          <w:bCs/>
+        </w:rPr>
+        <w:t xml:space="preserve">cross-dataset fitness</w:t>
+      </w:r>
+      <w:r>
+        <w:t xml:space="preserve"> </w:t>
+      </w:r>
+      <w:r>
+        <w:t xml:space="preserve">(mean of balanced accuracy and macro-F1 over</w:t>
+      </w:r>
+      <w:r>
+        <w:t xml:space="preserve"> </w:t>
+      </w:r>
+      <w:r>
+        <w:t xml:space="preserve">&gt; the six train→test pairs). The GA selected a</w:t>
+      </w:r>
+      <w:r>
+        <w:t xml:space="preserve"> </w:t>
+      </w:r>
+      <w:r>
+        <w:rPr>
+          <w:b/>
+          <w:bCs/>
+        </w:rPr>
+        <w:t xml:space="preserve">4-feature</w:t>
+      </w:r>
+      <w:r>
+        <w:t xml:space="preserve"> </w:t>
+      </w:r>
+      <w:r>
+        <w:t xml:space="preserve">subset and, on the full data,</w:t>
+      </w:r>
+      <w:r>
+        <w:t xml:space="preserve"> </w:t>
+      </w:r>
+      <w:r>
+        <w:t xml:space="preserve">&gt; improved cross-dataset</w:t>
+      </w:r>
+      <w:r>
+        <w:t xml:space="preserve"> </w:t>
+      </w:r>
+      <w:r>
+        <w:rPr>
+          <w:b/>
+          <w:bCs/>
+        </w:rPr>
+        <w:t xml:space="preserve">accuracy from 0.373 to 0.508 (+13.6 pp)</w:t>
+      </w:r>
+      <w:r>
+        <w:t xml:space="preserve">,</w:t>
+      </w:r>
+      <w:r>
+        <w:t xml:space="preserve"> </w:t>
+      </w:r>
+      <w:r>
+        <w:rPr>
+          <w:b/>
+          <w:bCs/>
+        </w:rPr>
+        <w:t xml:space="preserve">balanced accuracy by</w:t>
+      </w:r>
+      <w:r>
+        <w:rPr>
+          <w:b/>
+          <w:bCs/>
+        </w:rPr>
+        <w:t xml:space="preserve"> </w:t>
+      </w:r>
+      <w:r>
+        <w:rPr>
+          <w:b/>
+          <w:bCs/>
+        </w:rPr>
+        <w:t xml:space="preserve">&gt; +10.4 pp</w:t>
+      </w:r>
+      <w:r>
+        <w:t xml:space="preserve">,</w:t>
+      </w:r>
+      <w:r>
+        <w:t xml:space="preserve"> </w:t>
+      </w:r>
+      <w:r>
+        <w:rPr>
+          <w:b/>
+          <w:bCs/>
+        </w:rPr>
+        <w:t xml:space="preserve">macro-F1 by +15.3 pp</w:t>
+      </w:r>
+      <w:r>
+        <w:t xml:space="preserve">, and</w:t>
+      </w:r>
+      <w:r>
+        <w:t xml:space="preserve"> </w:t>
+      </w:r>
+      <w:r>
+        <w:rPr>
+          <w:b/>
+          <w:bCs/>
+        </w:rPr>
+        <w:t xml:space="preserve">attack recall by +12.8 pp</w:t>
+      </w:r>
+      <w:r>
+        <w:t xml:space="preserve"> </w:t>
+      </w:r>
+      <w:r>
+        <w:t xml:space="preserve">over the raw baseline.</w:t>
+      </w:r>
+    </w:p>
+    <w:p>
+      <w:pPr>
+        <w:pStyle w:val="BodyText"/>
+      </w:pPr>
+      <w:r>
+        <w:rPr>
+          <w:b/>
+          <w:bCs/>
+        </w:rPr>
+        <w:t xml:space="preserve">Q. Why did plain feature selection only give a small gain?</w:t>
+      </w:r>
+      <w:r>
+        <w:t xml:space="preserve"> </w:t>
+      </w:r>
+      <w:r>
+        <w:t xml:space="preserve">&gt; Because features from different datasets have different</w:t>
+      </w:r>
+      <w:r>
+        <w:t xml:space="preserve"> </w:t>
+      </w:r>
+      <w:r>
+        <w:rPr>
+          <w:i/>
+          <w:iCs/>
+        </w:rPr>
+        <w:t xml:space="preserve">marginal distributions</w:t>
+      </w:r>
+      <w:r>
+        <w:t xml:space="preserve"> </w:t>
+      </w:r>
+      <w:r>
+        <w:t xml:space="preserve">even when they</w:t>
+      </w:r>
+      <w:r>
+        <w:t xml:space="preserve"> </w:t>
+      </w:r>
+      <w:r>
+        <w:t xml:space="preserve">&gt; are semantically the same. Selecting features does not fix that. Alignment does: alignment alone</w:t>
+      </w:r>
+      <w:r>
+        <w:t xml:space="preserve"> </w:t>
+      </w:r>
+      <w:r>
+        <w:t xml:space="preserve">&gt; raised accuracy from 0.373 to 0.478; the metaheuristic added a further +3.1 pp accuracy and</w:t>
+      </w:r>
+      <w:r>
+        <w:t xml:space="preserve"> </w:t>
+      </w:r>
+      <w:r>
+        <w:t xml:space="preserve">&gt; +7.6 pp macro-F1 while shrinking the representation to 4 features.</w:t>
+      </w:r>
+    </w:p>
+    <w:p>
+      <w:pPr>
+        <w:pStyle w:val="BodyText"/>
+      </w:pPr>
+      <w:r>
+        <w:rPr>
+          <w:b/>
+          <w:bCs/>
+        </w:rPr>
+        <w:t xml:space="preserve">Q. Is DA-MFS novel?</w:t>
+      </w:r>
+      <w:r>
+        <w:t xml:space="preserve"> </w:t>
+      </w:r>
+      <w:r>
+        <w:t xml:space="preserve">&gt; Yes. We found</w:t>
+      </w:r>
+      <w:r>
+        <w:t xml:space="preserve"> </w:t>
+      </w:r>
+      <w:r>
+        <w:rPr>
+          <w:b/>
+          <w:bCs/>
+        </w:rPr>
+        <w:t xml:space="preserve">no prior work</w:t>
+      </w:r>
+      <w:r>
+        <w:t xml:space="preserve"> </w:t>
+      </w:r>
+      <w:r>
+        <w:t xml:space="preserve">combining quantile-based domain alignment with metaheuristic</w:t>
+      </w:r>
+      <w:r>
+        <w:t xml:space="preserve"> </w:t>
+      </w:r>
+      <w:r>
+        <w:t xml:space="preserve">&gt; feature selection under a cross-dataset fitness for NIDS (arXiv queries for</w:t>
+      </w:r>
+      <w:r>
+        <w:t xml:space="preserve"> </w:t>
+      </w:r>
+      <w:r>
+        <w:t xml:space="preserve">“domain adaptation +</w:t>
+      </w:r>
+      <w:r>
+        <w:t xml:space="preserve"> </w:t>
+      </w:r>
+      <w:r>
+        <w:t xml:space="preserve">&gt; feature selection + intrusion detection”</w:t>
+      </w:r>
+      <w:r>
+        <w:t xml:space="preserve"> </w:t>
+      </w:r>
+      <w:r>
+        <w:t xml:space="preserve">and</w:t>
+      </w:r>
+      <w:r>
+        <w:t xml:space="preserve"> </w:t>
+      </w:r>
+      <w:r>
+        <w:t xml:space="preserve">“domain-invariant + feature selection +</w:t>
+      </w:r>
+      <w:r>
+        <w:t xml:space="preserve"> </w:t>
+      </w:r>
+      <w:r>
+        <w:t xml:space="preserve">&gt; genetic/evolutionary”</w:t>
+      </w:r>
+      <w:r>
+        <w:t xml:space="preserve"> </w:t>
+      </w:r>
+      <w:r>
+        <w:t xml:space="preserve">return no results). Quantile/rank transport is used in tabular domain</w:t>
+      </w:r>
+      <w:r>
+        <w:t xml:space="preserve"> </w:t>
+      </w:r>
+      <w:r>
+        <w:t xml:space="preserve">&gt; adaptation (KRDA), but not with evolutionary feature selection for IDS.</w:t>
+      </w:r>
+    </w:p>
+    <w:p>
+      <w:pPr>
+        <w:pStyle w:val="BodyText"/>
+      </w:pPr>
+      <w:r>
+        <w:rPr>
+          <w:b/>
+          <w:bCs/>
+        </w:rPr>
+        <w:t xml:space="preserve">Q. Why optimise on a sample and evaluate on the full data?</w:t>
+      </w:r>
+      <w:r>
+        <w:t xml:space="preserve"> </w:t>
+      </w:r>
+      <w:r>
+        <w:t xml:space="preserve">&gt; Each fitness evaluation trains a model; doing that thousands of times on 2.83M rows is</w:t>
+      </w:r>
+      <w:r>
+        <w:t xml:space="preserve"> </w:t>
+      </w:r>
+      <w:r>
+        <w:t xml:space="preserve">&gt; intractable. We optimise on a stratified</w:t>
+      </w:r>
+      <w:r>
+        <w:t xml:space="preserve"> </w:t>
+      </w:r>
+      <w:r>
+        <w:rPr>
+          <w:b/>
+          <w:bCs/>
+        </w:rPr>
+        <w:t xml:space="preserve">20,000-row sample per dataset</w:t>
+      </w:r>
+      <w:r>
+        <w:t xml:space="preserve"> </w:t>
+      </w:r>
+      <w:r>
+        <w:t xml:space="preserve">and validate the</w:t>
+      </w:r>
+      <w:r>
+        <w:t xml:space="preserve"> </w:t>
+      </w:r>
+      <w:r>
+        <w:t xml:space="preserve">&gt; winning subset on the</w:t>
+      </w:r>
+      <w:r>
+        <w:t xml:space="preserve"> </w:t>
+      </w:r>
+      <w:r>
+        <w:rPr>
+          <w:b/>
+          <w:bCs/>
+        </w:rPr>
+        <w:t xml:space="preserve">full</w:t>
+      </w:r>
+      <w:r>
+        <w:t xml:space="preserve"> </w:t>
+      </w:r>
+      <w:r>
+        <w:t xml:space="preserve">datasets — the full-data numbers are what we report.</w:t>
+      </w:r>
+    </w:p>
+    <w:p>
+      <w:pPr>
+        <w:pStyle w:val="BodyText"/>
+      </w:pPr>
+      <w:r>
+        <w:rPr>
+          <w:b/>
+          <w:bCs/>
+        </w:rPr>
+        <w:t xml:space="preserve">Q. Why does attack recall now improve?</w:t>
+      </w:r>
+      <w:r>
+        <w:t xml:space="preserve"> </w:t>
+      </w:r>
+      <w:r>
+        <w:t xml:space="preserve">&gt; The DA-MFS fitness averages balanced accuracy and macro-F1, both of which reward recall, and the</w:t>
+      </w:r>
+      <w:r>
+        <w:t xml:space="preserve"> </w:t>
+      </w:r>
+      <w:r>
+        <w:t xml:space="preserve">&gt; aligned features remove the distribution artefacts that made recall unstable. Recall rises from</w:t>
+      </w:r>
+      <w:r>
+        <w:t xml:space="preserve"> </w:t>
+      </w:r>
+      <w:r>
+        <w:t xml:space="preserve">&gt; 0.479 to 0.607.</w:t>
+      </w:r>
+    </w:p>
+    <w:p>
+      <w:pPr>
+        <w:pStyle w:val="BodyText"/>
+      </w:pPr>
+      <w:r>
+        <w:rPr>
+          <w:b/>
+          <w:bCs/>
+        </w:rPr>
+        <w:t xml:space="preserve">Q. Did GA beat PSO?</w:t>
+      </w:r>
+      <w:r>
+        <w:t xml:space="preserve"> </w:t>
+      </w:r>
+      <w:r>
+        <w:t xml:space="preserve">&gt; On the aligned sample, GA reached fitness</w:t>
+      </w:r>
+      <w:r>
+        <w:t xml:space="preserve"> </w:t>
+      </w:r>
+      <w:r>
+        <w:rPr>
+          <w:b/>
+          <w:bCs/>
+        </w:rPr>
+        <w:t xml:space="preserve">0.551</w:t>
+      </w:r>
+      <w:r>
+        <w:t xml:space="preserve"> </w:t>
+      </w:r>
+      <w:r>
+        <w:t xml:space="preserve">vs PSO</w:t>
+      </w:r>
+      <w:r>
+        <w:t xml:space="preserve"> </w:t>
+      </w:r>
+      <w:r>
+        <w:rPr>
+          <w:b/>
+          <w:bCs/>
+        </w:rPr>
+        <w:t xml:space="preserve">0.545</w:t>
+      </w:r>
+      <w:r>
+        <w:t xml:space="preserve">, so we used the GA subset.</w:t>
+      </w:r>
+      <w:r>
+        <w:t xml:space="preserve"> </w:t>
+      </w:r>
+      <w:r>
+        <w:t xml:space="preserve">&gt; A fuller comparison across seeds and objectives is part of the end-semester work.</w:t>
+      </w:r>
+    </w:p>
+    <w:bookmarkEnd w:id="16"/>
+    <w:bookmarkStart w:id="17" w:name="h.-tough-questions-how-to-handle-them"/>
     <w:p>
       <w:pPr>
         <w:pStyle w:val="Heading2"/>
@@ -2302,8 +2863,8 @@
         </w:pict>
       </w:r>
     </w:p>
-    <w:bookmarkEnd w:id="16"/>
-    <w:bookmarkStart w:id="17" w:name="i.-logistics"/>
+    <w:bookmarkEnd w:id="17"/>
+    <w:bookmarkStart w:id="18" w:name="i.-logistics"/>
     <w:p>
       <w:pPr>
         <w:pStyle w:val="Heading2"/>
@@ -2403,8 +2964,8 @@
         </w:pict>
       </w:r>
     </w:p>
-    <w:bookmarkEnd w:id="17"/>
-    <w:bookmarkStart w:id="18" w:name="j.-one-line-memory-hooks"/>
+    <w:bookmarkEnd w:id="18"/>
+    <w:bookmarkStart w:id="19" w:name="j.-one-line-memory-hooks"/>
     <w:p>
       <w:pPr>
         <w:pStyle w:val="Heading2"/>
@@ -2574,8 +3135,8 @@
         <w:t xml:space="preserve">beat the baselines and explain what transfers.</w:t>
       </w:r>
     </w:p>
-    <w:bookmarkEnd w:id="18"/>
     <w:bookmarkEnd w:id="19"/>
+    <w:bookmarkEnd w:id="20"/>
     <w:sectPr>
       <w:footnotePr>
         <w:numRestart w:val="eachSect"/>
